--- a/docs/gcr_model_lay_overview.docx
+++ b/docs/gcr_model_lay_overview.docx
@@ -722,7 +722,7 @@
               <w:rPr>
                 <w:sz w:val="19"/>
               </w:rPr>
-              <w:t>0.6%</w:t>
+              <w:t>3.0%</w:t>
             </w:r>
           </w:p>
         </w:tc>
@@ -766,7 +766,7 @@
               <w:rPr>
                 <w:sz w:val="19"/>
               </w:rPr>
-              <w:t>3.5%</w:t>
+              <w:t>3.0%</w:t>
             </w:r>
           </w:p>
         </w:tc>
@@ -810,7 +810,7 @@
               <w:rPr>
                 <w:sz w:val="19"/>
               </w:rPr>
-              <w:t>91.9%</w:t>
+              <w:t>90.0%</w:t>
             </w:r>
           </w:p>
         </w:tc>
@@ -945,7 +945,7 @@
               <w:rPr>
                 <w:sz w:val="19"/>
               </w:rPr>
-              <w:t>$21.6M</w:t>
+              <w:t>$7.2M</w:t>
             </w:r>
           </w:p>
         </w:tc>
@@ -959,7 +959,7 @@
               <w:rPr>
                 <w:sz w:val="19"/>
               </w:rPr>
-              <w:t>0.0040% → 0.200%</w:t>
+              <w:t>0.0200% → 2.000%</w:t>
             </w:r>
           </w:p>
         </w:tc>
@@ -973,7 +973,7 @@
               <w:rPr>
                 <w:sz w:val="19"/>
               </w:rPr>
-              <w:t>15 years</w:t>
+              <w:t>{'values': [2.5, 10, 22.5, 30], 'p': [0.25, 0.3, 0.15, 0.3]} years</w:t>
             </w:r>
           </w:p>
         </w:tc>
@@ -1003,7 +1003,7 @@
               <w:rPr>
                 <w:sz w:val="19"/>
               </w:rPr>
-              <w:t>$17.1M</w:t>
+              <w:t>$5.7M</w:t>
             </w:r>
           </w:p>
         </w:tc>
@@ -1017,7 +1017,7 @@
               <w:rPr>
                 <w:sz w:val="19"/>
               </w:rPr>
-              <w:t>0.0040% → 0.200%</w:t>
+              <w:t>0.0200% → 2.000%</w:t>
             </w:r>
           </w:p>
         </w:tc>
@@ -1031,7 +1031,7 @@
               <w:rPr>
                 <w:sz w:val="19"/>
               </w:rPr>
-              <w:t>21 years</w:t>
+              <w:t>{'values': [2.5, 10, 22.5, 30], 'p': [0.25, 0.3, 0.15, 0.3]} years</w:t>
             </w:r>
           </w:p>
         </w:tc>
@@ -1061,7 +1061,7 @@
               <w:rPr>
                 <w:sz w:val="19"/>
               </w:rPr>
-              <w:t>$210M</w:t>
+              <w:t>$70M</w:t>
             </w:r>
           </w:p>
         </w:tc>
@@ -1075,7 +1075,7 @@
               <w:rPr>
                 <w:sz w:val="19"/>
               </w:rPr>
-              <w:t>0.0040% → 0.200%</w:t>
+              <w:t>0.0020% → 0.200%</w:t>
             </w:r>
           </w:p>
         </w:tc>
@@ -1089,7 +1089,7 @@
               <w:rPr>
                 <w:sz w:val="19"/>
               </w:rPr>
-              <w:t>12 years</w:t>
+              <w:t>{'values': [2.5, 10, 22.5, 30], 'p': [0.25, 0.3, 0.15, 0.3]} years</w:t>
             </w:r>
           </w:p>
         </w:tc>
@@ -1568,7 +1568,7 @@
         <w:pStyle w:val="Heading1"/>
       </w:pPr>
       <w:r>
-        <w:t>7.  Catastrophes short of extinction (Sentinel Bio only)</w:t>
+        <w:t>7.  Catastrophes short of extinction</w:t>
       </w:r>
     </w:p>
     <w:p>
@@ -1579,7 +1579,15 @@
         <w:rPr>
           <w:sz w:val="21"/>
         </w:rPr>
-        <w:t>Sentinel Bio's work could also reduce the risk of large-scale pandemics that kill millions or hundreds of millions of people without ending civilisation. The model captures two such tiers separately from the extinction pathway:</w:t>
+        <w:t>Each fund also models large-scale catastrophes that kill millions or hundreds of millions of people without ending civilisation. Two tiers are captured separately from the extinction pathway for each fund:</w:t>
+      </w:r>
+    </w:p>
+    <w:p>
+      <w:pPr>
+        <w:pStyle w:val="Heading3"/>
+      </w:pPr>
+      <w:r>
+        <w:t>Sentinel Bio</w:t>
       </w:r>
     </w:p>
     <w:tbl>
@@ -1713,7 +1721,7 @@
               <w:rPr>
                 <w:sz w:val="19"/>
               </w:rPr>
-              <w:t>None (Sentinel focuses on engineered bio, which drives this tier)</w:t>
+              <w:t>None</w:t>
             </w:r>
           </w:p>
         </w:tc>
@@ -1771,7 +1779,589 @@
               <w:rPr>
                 <w:sz w:val="19"/>
               </w:rPr>
-              <w:t>70% discount (Sentinel mainly targets engineered bio, not natural outbreaks)</w:t>
+              <w:t>70% discount</w:t>
+            </w:r>
+          </w:p>
+        </w:tc>
+      </w:tr>
+      <w:tr>
+        <w:tc>
+          <w:tcPr>
+            <w:tcW w:type="dxa" w:w="2266"/>
+            <w:shd w:val="clear" w:color="auto" w:fill="F5F7FC"/>
+          </w:tcPr>
+          <w:p>
+            <w:r>
+              <w:rPr>
+                <w:sz w:val="19"/>
+              </w:rPr>
+              <w:t>1B-8B deaths</w:t>
+            </w:r>
+          </w:p>
+        </w:tc>
+        <w:tc>
+          <w:tcPr>
+            <w:tcW w:type="dxa" w:w="2266"/>
+            <w:shd w:val="clear" w:color="auto" w:fill="F5F7FC"/>
+          </w:tcPr>
+          <w:p>
+            <w:r>
+              <w:rPr>
+                <w:sz w:val="19"/>
+              </w:rPr>
+              <w:t>0%</w:t>
+            </w:r>
+          </w:p>
+        </w:tc>
+        <w:tc>
+          <w:tcPr>
+            <w:tcW w:type="dxa" w:w="2266"/>
+            <w:shd w:val="clear" w:color="auto" w:fill="F5F7FC"/>
+          </w:tcPr>
+          <w:p>
+            <w:r>
+              <w:rPr>
+                <w:sz w:val="19"/>
+              </w:rPr>
+              <w:t>2830M</w:t>
+            </w:r>
+          </w:p>
+        </w:tc>
+        <w:tc>
+          <w:tcPr>
+            <w:tcW w:type="dxa" w:w="2266"/>
+            <w:shd w:val="clear" w:color="auto" w:fill="F5F7FC"/>
+          </w:tcPr>
+          <w:p>
+            <w:r>
+              <w:rPr>
+                <w:sz w:val="19"/>
+              </w:rPr>
+              <w:t>None</w:t>
+            </w:r>
+          </w:p>
+        </w:tc>
+      </w:tr>
+    </w:tbl>
+    <w:p/>
+    <w:p>
+      <w:pPr>
+        <w:pStyle w:val="Heading3"/>
+      </w:pPr>
+      <w:r>
+        <w:t>Longview Nuclear</w:t>
+      </w:r>
+    </w:p>
+    <w:tbl>
+      <w:tblPr>
+        <w:tblStyle w:val="TableGrid"/>
+        <w:tblW w:type="auto" w:w="0"/>
+        <w:tblLook w:firstColumn="1" w:firstRow="1" w:lastColumn="0" w:lastRow="0" w:noHBand="0" w:noVBand="1" w:val="04A0"/>
+      </w:tblPr>
+      <w:tblGrid>
+        <w:gridCol w:w="2266"/>
+        <w:gridCol w:w="2266"/>
+        <w:gridCol w:w="2266"/>
+        <w:gridCol w:w="2266"/>
+      </w:tblGrid>
+      <w:tr>
+        <w:tc>
+          <w:tcPr>
+            <w:tcW w:type="dxa" w:w="2266"/>
+            <w:shd w:val="clear" w:color="auto" w:fill="D2DCF0"/>
+          </w:tcPr>
+          <w:p>
+            <w:r>
+              <w:rPr>
+                <w:b/>
+                <w:color w:val="1E3C78"/>
+                <w:sz w:val="19"/>
+              </w:rPr>
+              <w:t>Event tier</w:t>
+            </w:r>
+          </w:p>
+        </w:tc>
+        <w:tc>
+          <w:tcPr>
+            <w:tcW w:type="dxa" w:w="2266"/>
+            <w:shd w:val="clear" w:color="auto" w:fill="D2DCF0"/>
+          </w:tcPr>
+          <w:p>
+            <w:r>
+              <w:rPr>
+                <w:b/>
+                <w:color w:val="1E3C78"/>
+                <w:sz w:val="19"/>
+              </w:rPr>
+              <w:t>Chance per decade</w:t>
+            </w:r>
+          </w:p>
+        </w:tc>
+        <w:tc>
+          <w:tcPr>
+            <w:tcW w:type="dxa" w:w="2266"/>
+            <w:shd w:val="clear" w:color="auto" w:fill="D2DCF0"/>
+          </w:tcPr>
+          <w:p>
+            <w:r>
+              <w:rPr>
+                <w:b/>
+                <w:color w:val="1E3C78"/>
+                <w:sz w:val="19"/>
+              </w:rPr>
+              <w:t>Expected deaths if it occurs</w:t>
+            </w:r>
+          </w:p>
+        </w:tc>
+        <w:tc>
+          <w:tcPr>
+            <w:tcW w:type="dxa" w:w="2266"/>
+            <w:shd w:val="clear" w:color="auto" w:fill="D2DCF0"/>
+          </w:tcPr>
+          <w:p>
+            <w:r>
+              <w:rPr>
+                <w:b/>
+                <w:color w:val="1E3C78"/>
+                <w:sz w:val="19"/>
+              </w:rPr>
+              <w:t>Discount applied</w:t>
+            </w:r>
+          </w:p>
+        </w:tc>
+      </w:tr>
+      <w:tr>
+        <w:tc>
+          <w:tcPr>
+            <w:tcW w:type="dxa" w:w="2266"/>
+            <w:shd w:val="clear" w:color="auto" w:fill="F5F7FC"/>
+          </w:tcPr>
+          <w:p>
+            <w:r>
+              <w:rPr>
+                <w:sz w:val="19"/>
+              </w:rPr>
+              <w:t>100M-1B deaths</w:t>
+            </w:r>
+          </w:p>
+        </w:tc>
+        <w:tc>
+          <w:tcPr>
+            <w:tcW w:type="dxa" w:w="2266"/>
+            <w:shd w:val="clear" w:color="auto" w:fill="F5F7FC"/>
+          </w:tcPr>
+          <w:p>
+            <w:r>
+              <w:rPr>
+                <w:sz w:val="19"/>
+              </w:rPr>
+              <w:t>1%</w:t>
+            </w:r>
+          </w:p>
+        </w:tc>
+        <w:tc>
+          <w:tcPr>
+            <w:tcW w:type="dxa" w:w="2266"/>
+            <w:shd w:val="clear" w:color="auto" w:fill="F5F7FC"/>
+          </w:tcPr>
+          <w:p>
+            <w:r>
+              <w:rPr>
+                <w:sz w:val="19"/>
+              </w:rPr>
+              <w:t>316M</w:t>
+            </w:r>
+          </w:p>
+        </w:tc>
+        <w:tc>
+          <w:tcPr>
+            <w:tcW w:type="dxa" w:w="2266"/>
+            <w:shd w:val="clear" w:color="auto" w:fill="F5F7FC"/>
+          </w:tcPr>
+          <w:p>
+            <w:r>
+              <w:rPr>
+                <w:sz w:val="19"/>
+              </w:rPr>
+              <w:t>None</w:t>
+            </w:r>
+          </w:p>
+        </w:tc>
+      </w:tr>
+      <w:tr>
+        <w:tc>
+          <w:tcPr>
+            <w:tcW w:type="dxa" w:w="2266"/>
+            <w:shd w:val="clear" w:color="auto" w:fill="FFFFFF"/>
+          </w:tcPr>
+          <w:p>
+            <w:r>
+              <w:rPr>
+                <w:sz w:val="19"/>
+              </w:rPr>
+              <w:t>10M-100M deaths</w:t>
+            </w:r>
+          </w:p>
+        </w:tc>
+        <w:tc>
+          <w:tcPr>
+            <w:tcW w:type="dxa" w:w="2266"/>
+            <w:shd w:val="clear" w:color="auto" w:fill="FFFFFF"/>
+          </w:tcPr>
+          <w:p>
+            <w:r>
+              <w:rPr>
+                <w:sz w:val="19"/>
+              </w:rPr>
+              <w:t>3%</w:t>
+            </w:r>
+          </w:p>
+        </w:tc>
+        <w:tc>
+          <w:tcPr>
+            <w:tcW w:type="dxa" w:w="2266"/>
+            <w:shd w:val="clear" w:color="auto" w:fill="FFFFFF"/>
+          </w:tcPr>
+          <w:p>
+            <w:r>
+              <w:rPr>
+                <w:sz w:val="19"/>
+              </w:rPr>
+              <w:t>32M</w:t>
+            </w:r>
+          </w:p>
+        </w:tc>
+        <w:tc>
+          <w:tcPr>
+            <w:tcW w:type="dxa" w:w="2266"/>
+            <w:shd w:val="clear" w:color="auto" w:fill="FFFFFF"/>
+          </w:tcPr>
+          <w:p>
+            <w:r>
+              <w:rPr>
+                <w:sz w:val="19"/>
+              </w:rPr>
+              <w:t>None</w:t>
+            </w:r>
+          </w:p>
+        </w:tc>
+      </w:tr>
+      <w:tr>
+        <w:tc>
+          <w:tcPr>
+            <w:tcW w:type="dxa" w:w="2266"/>
+            <w:shd w:val="clear" w:color="auto" w:fill="F5F7FC"/>
+          </w:tcPr>
+          <w:p>
+            <w:r>
+              <w:rPr>
+                <w:sz w:val="19"/>
+              </w:rPr>
+              <w:t>1B-8B deaths</w:t>
+            </w:r>
+          </w:p>
+        </w:tc>
+        <w:tc>
+          <w:tcPr>
+            <w:tcW w:type="dxa" w:w="2266"/>
+            <w:shd w:val="clear" w:color="auto" w:fill="F5F7FC"/>
+          </w:tcPr>
+          <w:p>
+            <w:r>
+              <w:rPr>
+                <w:sz w:val="19"/>
+              </w:rPr>
+              <w:t>0%</w:t>
+            </w:r>
+          </w:p>
+        </w:tc>
+        <w:tc>
+          <w:tcPr>
+            <w:tcW w:type="dxa" w:w="2266"/>
+            <w:shd w:val="clear" w:color="auto" w:fill="F5F7FC"/>
+          </w:tcPr>
+          <w:p>
+            <w:r>
+              <w:rPr>
+                <w:sz w:val="19"/>
+              </w:rPr>
+              <w:t>2830M</w:t>
+            </w:r>
+          </w:p>
+        </w:tc>
+        <w:tc>
+          <w:tcPr>
+            <w:tcW w:type="dxa" w:w="2266"/>
+            <w:shd w:val="clear" w:color="auto" w:fill="F5F7FC"/>
+          </w:tcPr>
+          <w:p>
+            <w:r>
+              <w:rPr>
+                <w:sz w:val="19"/>
+              </w:rPr>
+              <w:t>None</w:t>
+            </w:r>
+          </w:p>
+        </w:tc>
+      </w:tr>
+    </w:tbl>
+    <w:p/>
+    <w:p>
+      <w:pPr>
+        <w:pStyle w:val="Heading3"/>
+      </w:pPr>
+      <w:r>
+        <w:t>Longview AI</w:t>
+      </w:r>
+    </w:p>
+    <w:tbl>
+      <w:tblPr>
+        <w:tblStyle w:val="TableGrid"/>
+        <w:tblW w:type="auto" w:w="0"/>
+        <w:tblLook w:firstColumn="1" w:firstRow="1" w:lastColumn="0" w:lastRow="0" w:noHBand="0" w:noVBand="1" w:val="04A0"/>
+      </w:tblPr>
+      <w:tblGrid>
+        <w:gridCol w:w="2266"/>
+        <w:gridCol w:w="2266"/>
+        <w:gridCol w:w="2266"/>
+        <w:gridCol w:w="2266"/>
+      </w:tblGrid>
+      <w:tr>
+        <w:tc>
+          <w:tcPr>
+            <w:tcW w:type="dxa" w:w="2266"/>
+            <w:shd w:val="clear" w:color="auto" w:fill="D2DCF0"/>
+          </w:tcPr>
+          <w:p>
+            <w:r>
+              <w:rPr>
+                <w:b/>
+                <w:color w:val="1E3C78"/>
+                <w:sz w:val="19"/>
+              </w:rPr>
+              <w:t>Event tier</w:t>
+            </w:r>
+          </w:p>
+        </w:tc>
+        <w:tc>
+          <w:tcPr>
+            <w:tcW w:type="dxa" w:w="2266"/>
+            <w:shd w:val="clear" w:color="auto" w:fill="D2DCF0"/>
+          </w:tcPr>
+          <w:p>
+            <w:r>
+              <w:rPr>
+                <w:b/>
+                <w:color w:val="1E3C78"/>
+                <w:sz w:val="19"/>
+              </w:rPr>
+              <w:t>Chance per decade</w:t>
+            </w:r>
+          </w:p>
+        </w:tc>
+        <w:tc>
+          <w:tcPr>
+            <w:tcW w:type="dxa" w:w="2266"/>
+            <w:shd w:val="clear" w:color="auto" w:fill="D2DCF0"/>
+          </w:tcPr>
+          <w:p>
+            <w:r>
+              <w:rPr>
+                <w:b/>
+                <w:color w:val="1E3C78"/>
+                <w:sz w:val="19"/>
+              </w:rPr>
+              <w:t>Expected deaths if it occurs</w:t>
+            </w:r>
+          </w:p>
+        </w:tc>
+        <w:tc>
+          <w:tcPr>
+            <w:tcW w:type="dxa" w:w="2266"/>
+            <w:shd w:val="clear" w:color="auto" w:fill="D2DCF0"/>
+          </w:tcPr>
+          <w:p>
+            <w:r>
+              <w:rPr>
+                <w:b/>
+                <w:color w:val="1E3C78"/>
+                <w:sz w:val="19"/>
+              </w:rPr>
+              <w:t>Discount applied</w:t>
+            </w:r>
+          </w:p>
+        </w:tc>
+      </w:tr>
+      <w:tr>
+        <w:tc>
+          <w:tcPr>
+            <w:tcW w:type="dxa" w:w="2266"/>
+            <w:shd w:val="clear" w:color="auto" w:fill="F5F7FC"/>
+          </w:tcPr>
+          <w:p>
+            <w:r>
+              <w:rPr>
+                <w:sz w:val="19"/>
+              </w:rPr>
+              <w:t>100M-1B deaths</w:t>
+            </w:r>
+          </w:p>
+        </w:tc>
+        <w:tc>
+          <w:tcPr>
+            <w:tcW w:type="dxa" w:w="2266"/>
+            <w:shd w:val="clear" w:color="auto" w:fill="F5F7FC"/>
+          </w:tcPr>
+          <w:p>
+            <w:r>
+              <w:rPr>
+                <w:sz w:val="19"/>
+              </w:rPr>
+              <w:t>1%</w:t>
+            </w:r>
+          </w:p>
+        </w:tc>
+        <w:tc>
+          <w:tcPr>
+            <w:tcW w:type="dxa" w:w="2266"/>
+            <w:shd w:val="clear" w:color="auto" w:fill="F5F7FC"/>
+          </w:tcPr>
+          <w:p>
+            <w:r>
+              <w:rPr>
+                <w:sz w:val="19"/>
+              </w:rPr>
+              <w:t>316M</w:t>
+            </w:r>
+          </w:p>
+        </w:tc>
+        <w:tc>
+          <w:tcPr>
+            <w:tcW w:type="dxa" w:w="2266"/>
+            <w:shd w:val="clear" w:color="auto" w:fill="F5F7FC"/>
+          </w:tcPr>
+          <w:p>
+            <w:r>
+              <w:rPr>
+                <w:sz w:val="19"/>
+              </w:rPr>
+              <w:t>None</w:t>
+            </w:r>
+          </w:p>
+        </w:tc>
+      </w:tr>
+      <w:tr>
+        <w:tc>
+          <w:tcPr>
+            <w:tcW w:type="dxa" w:w="2266"/>
+            <w:shd w:val="clear" w:color="auto" w:fill="FFFFFF"/>
+          </w:tcPr>
+          <w:p>
+            <w:r>
+              <w:rPr>
+                <w:sz w:val="19"/>
+              </w:rPr>
+              <w:t>10M-100M deaths</w:t>
+            </w:r>
+          </w:p>
+        </w:tc>
+        <w:tc>
+          <w:tcPr>
+            <w:tcW w:type="dxa" w:w="2266"/>
+            <w:shd w:val="clear" w:color="auto" w:fill="FFFFFF"/>
+          </w:tcPr>
+          <w:p>
+            <w:r>
+              <w:rPr>
+                <w:sz w:val="19"/>
+              </w:rPr>
+              <w:t>10%</w:t>
+            </w:r>
+          </w:p>
+        </w:tc>
+        <w:tc>
+          <w:tcPr>
+            <w:tcW w:type="dxa" w:w="2266"/>
+            <w:shd w:val="clear" w:color="auto" w:fill="FFFFFF"/>
+          </w:tcPr>
+          <w:p>
+            <w:r>
+              <w:rPr>
+                <w:sz w:val="19"/>
+              </w:rPr>
+              <w:t>32M</w:t>
+            </w:r>
+          </w:p>
+        </w:tc>
+        <w:tc>
+          <w:tcPr>
+            <w:tcW w:type="dxa" w:w="2266"/>
+            <w:shd w:val="clear" w:color="auto" w:fill="FFFFFF"/>
+          </w:tcPr>
+          <w:p>
+            <w:r>
+              <w:rPr>
+                <w:sz w:val="19"/>
+              </w:rPr>
+              <w:t>None</w:t>
+            </w:r>
+          </w:p>
+        </w:tc>
+      </w:tr>
+      <w:tr>
+        <w:tc>
+          <w:tcPr>
+            <w:tcW w:type="dxa" w:w="2266"/>
+            <w:shd w:val="clear" w:color="auto" w:fill="F5F7FC"/>
+          </w:tcPr>
+          <w:p>
+            <w:r>
+              <w:rPr>
+                <w:sz w:val="19"/>
+              </w:rPr>
+              <w:t>1B-8B deaths</w:t>
+            </w:r>
+          </w:p>
+        </w:tc>
+        <w:tc>
+          <w:tcPr>
+            <w:tcW w:type="dxa" w:w="2266"/>
+            <w:shd w:val="clear" w:color="auto" w:fill="F5F7FC"/>
+          </w:tcPr>
+          <w:p>
+            <w:r>
+              <w:rPr>
+                <w:sz w:val="19"/>
+              </w:rPr>
+              <w:t>0%</w:t>
+            </w:r>
+          </w:p>
+        </w:tc>
+        <w:tc>
+          <w:tcPr>
+            <w:tcW w:type="dxa" w:w="2266"/>
+            <w:shd w:val="clear" w:color="auto" w:fill="F5F7FC"/>
+          </w:tcPr>
+          <w:p>
+            <w:r>
+              <w:rPr>
+                <w:sz w:val="19"/>
+              </w:rPr>
+              <w:t>2830M</w:t>
+            </w:r>
+          </w:p>
+        </w:tc>
+        <w:tc>
+          <w:tcPr>
+            <w:tcW w:type="dxa" w:w="2266"/>
+            <w:shd w:val="clear" w:color="auto" w:fill="F5F7FC"/>
+          </w:tcPr>
+          <w:p>
+            <w:r>
+              <w:rPr>
+                <w:sz w:val="19"/>
+              </w:rPr>
+              <w:t>None</w:t>
             </w:r>
           </w:p>
         </w:tc>
@@ -1786,7 +2376,7 @@
         <w:rPr>
           <w:sz w:val="21"/>
         </w:rPr>
-        <w:t>These tiers use a simpler calculation: probability of the event × expected deaths × fraction of risk the grant removes × how long the effect lasts. They are added to Sentinel Bio's extinction-pathway value to give a combined total.</w:t>
+        <w:t>These tiers use a simpler calculation: probability of the event × expected deaths × fraction of risk the grant removes × how long the effect lasts. They are added to each fund's extinction-pathway value to give a combined total.</w:t>
       </w:r>
     </w:p>
     <w:p>
@@ -2197,452 +2787,7 @@
         <w:pStyle w:val="Heading1"/>
       </w:pPr>
       <w:r>
-        <w:t>10.  Diminishing returns at larger budgets</w:t>
-      </w:r>
-    </w:p>
-    <w:p>
-      <w:pPr>
-        <w:spacing w:after="100"/>
-      </w:pPr>
-      <w:r>
-        <w:rPr>
-          <w:sz w:val="21"/>
-        </w:rPr>
-        <w:t>If we were to give much more money to one of these funds, the marginal value per dollar would eventually fall — there is only so much a single organisation can absorb and deploy effectively. Each fund profile includes 'diminishing returns anchors' based on survey responses about absorptive capacity:</w:t>
-      </w:r>
-    </w:p>
-    <w:tbl>
-      <w:tblPr>
-        <w:tblStyle w:val="TableGrid"/>
-        <w:tblW w:type="auto" w:w="0"/>
-        <w:tblLook w:firstColumn="1" w:firstRow="1" w:lastColumn="0" w:lastRow="0" w:noHBand="0" w:noVBand="1" w:val="04A0"/>
-      </w:tblPr>
-      <w:tblGrid>
-        <w:gridCol w:w="3022"/>
-        <w:gridCol w:w="3022"/>
-        <w:gridCol w:w="3022"/>
-      </w:tblGrid>
-      <w:tr>
-        <w:tc>
-          <w:tcPr>
-            <w:tcW w:type="dxa" w:w="3022"/>
-            <w:shd w:val="clear" w:color="auto" w:fill="D2DCF0"/>
-          </w:tcPr>
-          <w:p>
-            <w:r>
-              <w:rPr>
-                <w:b/>
-                <w:color w:val="1E3C78"/>
-                <w:sz w:val="19"/>
-              </w:rPr>
-              <w:t>Fund</w:t>
-            </w:r>
-          </w:p>
-        </w:tc>
-        <w:tc>
-          <w:tcPr>
-            <w:tcW w:type="dxa" w:w="3022"/>
-            <w:shd w:val="clear" w:color="auto" w:fill="D2DCF0"/>
-          </w:tcPr>
-          <w:p>
-            <w:r>
-              <w:rPr>
-                <w:b/>
-                <w:color w:val="1E3C78"/>
-                <w:sz w:val="19"/>
-              </w:rPr>
-              <w:t>Budget multiple</w:t>
-            </w:r>
-          </w:p>
-        </w:tc>
-        <w:tc>
-          <w:tcPr>
-            <w:tcW w:type="dxa" w:w="3022"/>
-            <w:shd w:val="clear" w:color="auto" w:fill="D2DCF0"/>
-          </w:tcPr>
-          <w:p>
-            <w:r>
-              <w:rPr>
-                <w:b/>
-                <w:color w:val="1E3C78"/>
-                <w:sz w:val="19"/>
-              </w:rPr>
-              <w:t>Marginal effectiveness at that scale</w:t>
-            </w:r>
-          </w:p>
-        </w:tc>
-      </w:tr>
-      <w:tr>
-        <w:tc>
-          <w:tcPr>
-            <w:tcW w:type="dxa" w:w="3022"/>
-            <w:shd w:val="clear" w:color="auto" w:fill="F5F7FC"/>
-          </w:tcPr>
-          <w:p>
-            <w:r>
-              <w:rPr>
-                <w:sz w:val="19"/>
-              </w:rPr>
-              <w:t>Sentinel Bio</w:t>
-            </w:r>
-          </w:p>
-        </w:tc>
-        <w:tc>
-          <w:tcPr>
-            <w:tcW w:type="dxa" w:w="3022"/>
-            <w:shd w:val="clear" w:color="auto" w:fill="F5F7FC"/>
-          </w:tcPr>
-          <w:p>
-            <w:r>
-              <w:rPr>
-                <w:sz w:val="19"/>
-              </w:rPr>
-              <w:t>2× ($14M)</w:t>
-            </w:r>
-          </w:p>
-        </w:tc>
-        <w:tc>
-          <w:tcPr>
-            <w:tcW w:type="dxa" w:w="3022"/>
-            <w:shd w:val="clear" w:color="auto" w:fill="F5F7FC"/>
-          </w:tcPr>
-          <w:p>
-            <w:r>
-              <w:rPr>
-                <w:sz w:val="19"/>
-              </w:rPr>
-              <w:t>Same as baseline</w:t>
-            </w:r>
-          </w:p>
-        </w:tc>
-      </w:tr>
-      <w:tr>
-        <w:tc>
-          <w:tcPr>
-            <w:tcW w:type="dxa" w:w="3022"/>
-            <w:shd w:val="clear" w:color="auto" w:fill="FFFFFF"/>
-          </w:tcPr>
-          <w:p>
-            <w:r>
-              <w:rPr>
-                <w:sz w:val="19"/>
-              </w:rPr>
-              <w:t>Sentinel Bio</w:t>
-            </w:r>
-          </w:p>
-        </w:tc>
-        <w:tc>
-          <w:tcPr>
-            <w:tcW w:type="dxa" w:w="3022"/>
-            <w:shd w:val="clear" w:color="auto" w:fill="FFFFFF"/>
-          </w:tcPr>
-          <w:p>
-            <w:r>
-              <w:rPr>
-                <w:sz w:val="19"/>
-              </w:rPr>
-              <w:t>10× ($72M)</w:t>
-            </w:r>
-          </w:p>
-        </w:tc>
-        <w:tc>
-          <w:tcPr>
-            <w:tcW w:type="dxa" w:w="3022"/>
-            <w:shd w:val="clear" w:color="auto" w:fill="FFFFFF"/>
-          </w:tcPr>
-          <w:p>
-            <w:r>
-              <w:rPr>
-                <w:sz w:val="19"/>
-              </w:rPr>
-              <w:t>~30% of baseline</w:t>
-            </w:r>
-          </w:p>
-        </w:tc>
-      </w:tr>
-      <w:tr>
-        <w:tc>
-          <w:tcPr>
-            <w:tcW w:type="dxa" w:w="3022"/>
-            <w:shd w:val="clear" w:color="auto" w:fill="F5F7FC"/>
-          </w:tcPr>
-          <w:p>
-            <w:r>
-              <w:rPr>
-                <w:sz w:val="19"/>
-              </w:rPr>
-              <w:t>Sentinel Bio</w:t>
-            </w:r>
-          </w:p>
-        </w:tc>
-        <w:tc>
-          <w:tcPr>
-            <w:tcW w:type="dxa" w:w="3022"/>
-            <w:shd w:val="clear" w:color="auto" w:fill="F5F7FC"/>
-          </w:tcPr>
-          <w:p>
-            <w:r>
-              <w:rPr>
-                <w:sz w:val="19"/>
-              </w:rPr>
-              <w:t>20× ($144M)</w:t>
-            </w:r>
-          </w:p>
-        </w:tc>
-        <w:tc>
-          <w:tcPr>
-            <w:tcW w:type="dxa" w:w="3022"/>
-            <w:shd w:val="clear" w:color="auto" w:fill="F5F7FC"/>
-          </w:tcPr>
-          <w:p>
-            <w:r>
-              <w:rPr>
-                <w:sz w:val="19"/>
-              </w:rPr>
-              <w:t>~5% of baseline</w:t>
-            </w:r>
-          </w:p>
-        </w:tc>
-      </w:tr>
-      <w:tr>
-        <w:tc>
-          <w:tcPr>
-            <w:tcW w:type="dxa" w:w="3022"/>
-            <w:shd w:val="clear" w:color="auto" w:fill="FFFFFF"/>
-          </w:tcPr>
-          <w:p>
-            <w:r>
-              <w:rPr>
-                <w:sz w:val="19"/>
-              </w:rPr>
-              <w:t>Longview Nuclear</w:t>
-            </w:r>
-          </w:p>
-        </w:tc>
-        <w:tc>
-          <w:tcPr>
-            <w:tcW w:type="dxa" w:w="3022"/>
-            <w:shd w:val="clear" w:color="auto" w:fill="FFFFFF"/>
-          </w:tcPr>
-          <w:p>
-            <w:r>
-              <w:rPr>
-                <w:sz w:val="19"/>
-              </w:rPr>
-              <w:t>2× ($11M)</w:t>
-            </w:r>
-          </w:p>
-        </w:tc>
-        <w:tc>
-          <w:tcPr>
-            <w:tcW w:type="dxa" w:w="3022"/>
-            <w:shd w:val="clear" w:color="auto" w:fill="FFFFFF"/>
-          </w:tcPr>
-          <w:p>
-            <w:r>
-              <w:rPr>
-                <w:sz w:val="19"/>
-              </w:rPr>
-              <w:t>Same as baseline</w:t>
-            </w:r>
-          </w:p>
-        </w:tc>
-      </w:tr>
-      <w:tr>
-        <w:tc>
-          <w:tcPr>
-            <w:tcW w:type="dxa" w:w="3022"/>
-            <w:shd w:val="clear" w:color="auto" w:fill="F5F7FC"/>
-          </w:tcPr>
-          <w:p>
-            <w:r>
-              <w:rPr>
-                <w:sz w:val="19"/>
-              </w:rPr>
-              <w:t>Longview Nuclear</w:t>
-            </w:r>
-          </w:p>
-        </w:tc>
-        <w:tc>
-          <w:tcPr>
-            <w:tcW w:type="dxa" w:w="3022"/>
-            <w:shd w:val="clear" w:color="auto" w:fill="F5F7FC"/>
-          </w:tcPr>
-          <w:p>
-            <w:r>
-              <w:rPr>
-                <w:sz w:val="19"/>
-              </w:rPr>
-              <w:t>5× ($29M)</w:t>
-            </w:r>
-          </w:p>
-        </w:tc>
-        <w:tc>
-          <w:tcPr>
-            <w:tcW w:type="dxa" w:w="3022"/>
-            <w:shd w:val="clear" w:color="auto" w:fill="F5F7FC"/>
-          </w:tcPr>
-          <w:p>
-            <w:r>
-              <w:rPr>
-                <w:sz w:val="19"/>
-              </w:rPr>
-              <w:t>~80% of baseline</w:t>
-            </w:r>
-          </w:p>
-        </w:tc>
-      </w:tr>
-      <w:tr>
-        <w:tc>
-          <w:tcPr>
-            <w:tcW w:type="dxa" w:w="3022"/>
-            <w:shd w:val="clear" w:color="auto" w:fill="FFFFFF"/>
-          </w:tcPr>
-          <w:p>
-            <w:r>
-              <w:rPr>
-                <w:sz w:val="19"/>
-              </w:rPr>
-              <w:t>Longview Nuclear</w:t>
-            </w:r>
-          </w:p>
-        </w:tc>
-        <w:tc>
-          <w:tcPr>
-            <w:tcW w:type="dxa" w:w="3022"/>
-            <w:shd w:val="clear" w:color="auto" w:fill="FFFFFF"/>
-          </w:tcPr>
-          <w:p>
-            <w:r>
-              <w:rPr>
-                <w:sz w:val="19"/>
-              </w:rPr>
-              <w:t>8× ($46M)</w:t>
-            </w:r>
-          </w:p>
-        </w:tc>
-        <w:tc>
-          <w:tcPr>
-            <w:tcW w:type="dxa" w:w="3022"/>
-            <w:shd w:val="clear" w:color="auto" w:fill="FFFFFF"/>
-          </w:tcPr>
-          <w:p>
-            <w:r>
-              <w:rPr>
-                <w:sz w:val="19"/>
-              </w:rPr>
-              <w:t>~25% of baseline</w:t>
-            </w:r>
-          </w:p>
-        </w:tc>
-      </w:tr>
-      <w:tr>
-        <w:tc>
-          <w:tcPr>
-            <w:tcW w:type="dxa" w:w="3022"/>
-            <w:shd w:val="clear" w:color="auto" w:fill="F5F7FC"/>
-          </w:tcPr>
-          <w:p>
-            <w:r>
-              <w:rPr>
-                <w:sz w:val="19"/>
-              </w:rPr>
-              <w:t>Longview AI</w:t>
-            </w:r>
-          </w:p>
-        </w:tc>
-        <w:tc>
-          <w:tcPr>
-            <w:tcW w:type="dxa" w:w="3022"/>
-            <w:shd w:val="clear" w:color="auto" w:fill="F5F7FC"/>
-          </w:tcPr>
-          <w:p>
-            <w:r>
-              <w:rPr>
-                <w:sz w:val="19"/>
-              </w:rPr>
-              <w:t>~0.7× ($50M)</w:t>
-            </w:r>
-          </w:p>
-        </w:tc>
-        <w:tc>
-          <w:tcPr>
-            <w:tcW w:type="dxa" w:w="3022"/>
-            <w:shd w:val="clear" w:color="auto" w:fill="F5F7FC"/>
-          </w:tcPr>
-          <w:p>
-            <w:r>
-              <w:rPr>
-                <w:sz w:val="19"/>
-              </w:rPr>
-              <w:t>Same as baseline</w:t>
-            </w:r>
-          </w:p>
-        </w:tc>
-      </w:tr>
-      <w:tr>
-        <w:tc>
-          <w:tcPr>
-            <w:tcW w:type="dxa" w:w="3022"/>
-            <w:shd w:val="clear" w:color="auto" w:fill="FFFFFF"/>
-          </w:tcPr>
-          <w:p>
-            <w:r>
-              <w:rPr>
-                <w:sz w:val="19"/>
-              </w:rPr>
-              <w:t>Longview AI</w:t>
-            </w:r>
-          </w:p>
-        </w:tc>
-        <w:tc>
-          <w:tcPr>
-            <w:tcW w:type="dxa" w:w="3022"/>
-            <w:shd w:val="clear" w:color="auto" w:fill="FFFFFF"/>
-          </w:tcPr>
-          <w:p>
-            <w:r>
-              <w:rPr>
-                <w:sz w:val="19"/>
-              </w:rPr>
-              <w:t>~2.7× ($190M)</w:t>
-            </w:r>
-          </w:p>
-        </w:tc>
-        <w:tc>
-          <w:tcPr>
-            <w:tcW w:type="dxa" w:w="3022"/>
-            <w:shd w:val="clear" w:color="auto" w:fill="FFFFFF"/>
-          </w:tcPr>
-          <w:p>
-            <w:r>
-              <w:rPr>
-                <w:sz w:val="19"/>
-              </w:rPr>
-              <w:t>~50% of baseline</w:t>
-            </w:r>
-          </w:p>
-        </w:tc>
-      </w:tr>
-    </w:tbl>
-    <w:p/>
-    <w:p>
-      <w:pPr>
-        <w:spacing w:after="100"/>
-      </w:pPr>
-      <w:r>
-        <w:rPr>
-          <w:sz w:val="21"/>
-        </w:rPr>
-        <w:t>These anchors are used by downstream analysis (e.g. computing cost-effectiveness at the margin) and are not part of the core risk simulation.</w:t>
-      </w:r>
-    </w:p>
-    <w:p>
-      <w:pPr>
-        <w:pStyle w:val="Heading1"/>
-      </w:pPr>
-      <w:r>
-        <w:t>11.  Key limitations and honest caveats</w:t>
+        <w:t>10.  Key limitations and honest caveats</w:t>
       </w:r>
     </w:p>
     <w:p>
@@ -2756,7 +2901,7 @@
         <w:pStyle w:val="Heading1"/>
       </w:pPr>
       <w:r>
-        <w:t>12.  At a glance: key model parameters</w:t>
+        <w:t>11.  At a glance: key model parameters</w:t>
       </w:r>
     </w:p>
     <w:tbl>
@@ -2862,7 +3007,7 @@
               <w:rPr>
                 <w:sz w:val="19"/>
               </w:rPr>
-              <w:t>$21.6M</w:t>
+              <w:t>$7.2M</w:t>
             </w:r>
           </w:p>
         </w:tc>
@@ -2876,7 +3021,7 @@
               <w:rPr>
                 <w:sz w:val="19"/>
               </w:rPr>
-              <w:t>$17.1M</w:t>
+              <w:t>$5.7M</w:t>
             </w:r>
           </w:p>
         </w:tc>
@@ -2890,7 +3035,7 @@
               <w:rPr>
                 <w:sz w:val="19"/>
               </w:rPr>
-              <w:t>$210M</w:t>
+              <w:t>$70M</w:t>
             </w:r>
           </w:p>
         </w:tc>
@@ -2920,7 +3065,7 @@
               <w:rPr>
                 <w:sz w:val="19"/>
               </w:rPr>
-              <w:t>0.6%</w:t>
+              <w:t>3.0%</w:t>
             </w:r>
           </w:p>
         </w:tc>
@@ -2934,7 +3079,7 @@
               <w:rPr>
                 <w:sz w:val="19"/>
               </w:rPr>
-              <w:t>3.5%</w:t>
+              <w:t>3.0%</w:t>
             </w:r>
           </w:p>
         </w:tc>
@@ -2948,7 +3093,7 @@
               <w:rPr>
                 <w:sz w:val="19"/>
               </w:rPr>
-              <w:t>91.9%</w:t>
+              <w:t>90.0%</w:t>
             </w:r>
           </w:p>
         </w:tc>
@@ -2978,7 +3123,7 @@
               <w:rPr>
                 <w:sz w:val="19"/>
               </w:rPr>
-              <w:t>0.0200%</w:t>
+              <w:t>0.2000%</w:t>
             </w:r>
           </w:p>
         </w:tc>
@@ -2992,7 +3137,7 @@
               <w:rPr>
                 <w:sz w:val="19"/>
               </w:rPr>
-              <w:t>0.0200%</w:t>
+              <w:t>0.2000%</w:t>
             </w:r>
           </w:p>
         </w:tc>
@@ -3036,7 +3181,7 @@
               <w:rPr>
                 <w:sz w:val="19"/>
               </w:rPr>
-              <w:t>0</w:t>
+              <w:t>3.5</w:t>
             </w:r>
           </w:p>
         </w:tc>
@@ -3094,7 +3239,7 @@
               <w:rPr>
                 <w:sz w:val="19"/>
               </w:rPr>
-              <w:t>15</w:t>
+              <w:t>{'values': [2.5, 10, 22.5, 30], 'p': [0.25, 0.3, 0.15, 0.3]}</w:t>
             </w:r>
           </w:p>
         </w:tc>
@@ -3108,7 +3253,7 @@
               <w:rPr>
                 <w:sz w:val="19"/>
               </w:rPr>
-              <w:t>21</w:t>
+              <w:t>{'values': [2.5, 10, 22.5, 30], 'p': [0.25, 0.3, 0.15, 0.3]}</w:t>
             </w:r>
           </w:p>
         </w:tc>
@@ -3122,7 +3267,7 @@
               <w:rPr>
                 <w:sz w:val="19"/>
               </w:rPr>
-              <w:t>12</w:t>
+              <w:t>{'values': [2.5, 10, 22.5, 30], 'p': [0.25, 0.3, 0.15, 0.3]}</w:t>
             </w:r>
           </w:p>
         </w:tc>
